--- a/Calendario2026/Actividades/Actividad5_ SpeedTest_MAC_IP/5_SpeedTest_Solucion.docx
+++ b/Calendario2026/Actividades/Actividad5_ SpeedTest_MAC_IP/5_SpeedTest_Solucion.docx
@@ -1,10 +1,10 @@
 
 <file path=word/document.xml><?xml version="1.0" encoding="utf-8"?>
-<w:document xmlns:wpc="http://schemas.microsoft.com/office/word/2010/wordprocessingCanvas" xmlns:cx="http://schemas.microsoft.com/office/drawing/2014/chartex" xmlns:cx1="http://schemas.microsoft.com/office/drawing/2015/9/8/chartex" xmlns:cx2="http://schemas.microsoft.com/office/drawing/2015/10/21/chartex" xmlns:cx3="http://schemas.microsoft.com/office/drawing/2016/5/9/chartex" xmlns:cx4="http://schemas.microsoft.com/office/drawing/2016/5/10/chartex" xmlns:cx5="http://schemas.microsoft.com/office/drawing/2016/5/11/chartex" xmlns:cx6="http://schemas.microsoft.com/office/drawing/2016/5/12/chartex" xmlns:cx7="http://schemas.microsoft.com/office/drawing/2016/5/13/chartex" xmlns:cx8="http://schemas.microsoft.com/office/drawing/2016/5/14/chartex" xmlns:mc="http://schemas.openxmlformats.org/markup-compatibility/2006" xmlns:aink="http://schemas.microsoft.com/office/drawing/2016/ink" xmlns:am3d="http://schemas.microsoft.com/office/drawing/2017/model3d" xmlns:o="urn:schemas-microsoft-com:office:office" xmlns:oel="http://schemas.microsoft.com/office/2019/extlst" xmlns:r="http://schemas.openxmlformats.org/officeDocument/2006/relationships" xmlns:m="http://schemas.openxmlformats.org/officeDocument/2006/math" xmlns:v="urn:schemas-microsoft-com:vml" xmlns:wp14="http://schemas.microsoft.com/office/word/2010/wordprocessingDrawing" xmlns:wp="http://schemas.openxmlformats.org/drawingml/2006/wordprocessingDrawing" xmlns:w10="urn:schemas-microsoft-com:office:word" xmlns:w="http://schemas.openxmlformats.org/wordprocessingml/2006/main" xmlns:w14="http://schemas.microsoft.com/office/word/2010/wordml" xmlns:w15="http://schemas.microsoft.com/office/word/2012/wordml" xmlns:w16cex="http://schemas.microsoft.com/office/word/2018/wordml/cex" xmlns:w16cid="http://schemas.microsoft.com/office/word/2016/wordml/cid" xmlns:w16="http://schemas.microsoft.com/office/word/2018/wordml" xmlns:w16sdtdh="http://schemas.microsoft.com/office/word/2020/wordml/sdtdatahash" xmlns:w16se="http://schemas.microsoft.com/office/word/2015/wordml/symex" xmlns:wpg="http://schemas.microsoft.com/office/word/2010/wordprocessingGroup" xmlns:wpi="http://schemas.microsoft.com/office/word/2010/wordprocessingInk" xmlns:wne="http://schemas.microsoft.com/office/word/2006/wordml" xmlns:wps="http://schemas.microsoft.com/office/word/2010/wordprocessingShape" mc:Ignorable="w14 w15 w16se w16cid w16 w16cex w16sdtdh wp14">
+<w:document xmlns:wpc="http://schemas.microsoft.com/office/word/2010/wordprocessingCanvas" xmlns:cx="http://schemas.microsoft.com/office/drawing/2014/chartex" xmlns:cx1="http://schemas.microsoft.com/office/drawing/2015/9/8/chartex" xmlns:cx2="http://schemas.microsoft.com/office/drawing/2015/10/21/chartex" xmlns:cx3="http://schemas.microsoft.com/office/drawing/2016/5/9/chartex" xmlns:cx4="http://schemas.microsoft.com/office/drawing/2016/5/10/chartex" xmlns:cx5="http://schemas.microsoft.com/office/drawing/2016/5/11/chartex" xmlns:cx6="http://schemas.microsoft.com/office/drawing/2016/5/12/chartex" xmlns:cx7="http://schemas.microsoft.com/office/drawing/2016/5/13/chartex" xmlns:cx8="http://schemas.microsoft.com/office/drawing/2016/5/14/chartex" xmlns:mc="http://schemas.openxmlformats.org/markup-compatibility/2006" xmlns:aink="http://schemas.microsoft.com/office/drawing/2016/ink" xmlns:am3d="http://schemas.microsoft.com/office/drawing/2017/model3d" xmlns:o="urn:schemas-microsoft-com:office:office" xmlns:oel="http://schemas.microsoft.com/office/2019/extlst" xmlns:r="http://schemas.openxmlformats.org/officeDocument/2006/relationships" xmlns:m="http://schemas.openxmlformats.org/officeDocument/2006/math" xmlns:v="urn:schemas-microsoft-com:vml" xmlns:wp14="http://schemas.microsoft.com/office/word/2010/wordprocessingDrawing" xmlns:wp="http://schemas.openxmlformats.org/drawingml/2006/wordprocessingDrawing" xmlns:w10="urn:schemas-microsoft-com:office:word" xmlns:w="http://schemas.openxmlformats.org/wordprocessingml/2006/main" xmlns:w14="http://schemas.microsoft.com/office/word/2010/wordml" xmlns:w15="http://schemas.microsoft.com/office/word/2012/wordml" xmlns:w16cex="http://schemas.microsoft.com/office/word/2018/wordml/cex" xmlns:w16cid="http://schemas.microsoft.com/office/word/2016/wordml/cid" xmlns:w16="http://schemas.microsoft.com/office/word/2018/wordml" xmlns:w16du="http://schemas.microsoft.com/office/word/2023/wordml/word16du" xmlns:w16sdtdh="http://schemas.microsoft.com/office/word/2020/wordml/sdtdatahash" xmlns:w16sdtfl="http://schemas.microsoft.com/office/word/2024/wordml/sdtformatlock" xmlns:w16se="http://schemas.microsoft.com/office/word/2015/wordml/symex" xmlns:wpg="http://schemas.microsoft.com/office/word/2010/wordprocessingGroup" xmlns:wpi="http://schemas.microsoft.com/office/word/2010/wordprocessingInk" xmlns:wne="http://schemas.microsoft.com/office/word/2006/wordml" xmlns:wps="http://schemas.microsoft.com/office/word/2010/wordprocessingShape" mc:Ignorable="w14 w15 w16se w16cid w16 w16cex w16sdtdh w16sdtfl w16du wp14">
   <w:body>
     <w:p>
       <w:pPr>
-        <w:pStyle w:val="BodyText"/>
+        <w:pStyle w:val="Textoindependiente"/>
         <w:pBdr>
           <w:bottom w:val="single" w:sz="4" w:space="1" w:color="auto"/>
         </w:pBdr>
@@ -44,7 +44,7 @@
     </w:p>
     <w:p>
       <w:pPr>
-        <w:pStyle w:val="BodyText"/>
+        <w:pStyle w:val="Textoindependiente"/>
         <w:pBdr>
           <w:bottom w:val="single" w:sz="4" w:space="1" w:color="auto"/>
         </w:pBdr>
@@ -74,7 +74,7 @@
     </w:p>
     <w:p>
       <w:pPr>
-        <w:pStyle w:val="BodyText"/>
+        <w:pStyle w:val="Textoindependiente"/>
         <w:spacing w:before="56"/>
         <w:ind w:left="0" w:right="117"/>
         <w:rPr>
@@ -85,7 +85,7 @@
     </w:p>
     <w:p>
       <w:pPr>
-        <w:pStyle w:val="BodyText"/>
+        <w:pStyle w:val="Textoindependiente"/>
         <w:spacing w:line="360" w:lineRule="exact"/>
         <w:ind w:left="0" w:right="117"/>
         <w:jc w:val="both"/>
@@ -551,7 +551,7 @@
     </w:p>
     <w:p>
       <w:pPr>
-        <w:pStyle w:val="BodyText"/>
+        <w:pStyle w:val="Textoindependiente"/>
         <w:spacing w:line="360" w:lineRule="exact"/>
         <w:ind w:left="100" w:right="15"/>
         <w:jc w:val="both"/>
@@ -1451,7 +1451,7 @@
     </w:p>
     <w:p>
       <w:pPr>
-        <w:pStyle w:val="BodyText"/>
+        <w:pStyle w:val="Textoindependiente"/>
         <w:spacing w:line="360" w:lineRule="exact"/>
         <w:ind w:left="100" w:right="15"/>
         <w:jc w:val="both"/>
@@ -1465,7 +1465,7 @@
     </w:p>
     <w:p>
       <w:pPr>
-        <w:pStyle w:val="BodyText"/>
+        <w:pStyle w:val="Textoindependiente"/>
         <w:spacing w:line="360" w:lineRule="exact"/>
         <w:ind w:left="100" w:right="15"/>
         <w:jc w:val="both"/>
@@ -1556,7 +1556,7 @@
     </w:p>
     <w:p>
       <w:pPr>
-        <w:pStyle w:val="BodyText"/>
+        <w:pStyle w:val="Textoindependiente"/>
         <w:spacing w:line="360" w:lineRule="exact"/>
         <w:ind w:left="100" w:right="2540"/>
         <w:rPr>
@@ -1568,7 +1568,7 @@
     </w:p>
     <w:p>
       <w:pPr>
-        <w:pStyle w:val="BodyText"/>
+        <w:pStyle w:val="Textoindependiente"/>
         <w:numPr>
           <w:ilvl w:val="0"/>
           <w:numId w:val="11"/>
@@ -1750,7 +1750,7 @@
     </w:p>
     <w:p>
       <w:pPr>
-        <w:pStyle w:val="BodyText"/>
+        <w:pStyle w:val="Textoindependiente"/>
         <w:tabs>
           <w:tab w:val="left" w:pos="821"/>
           <w:tab w:val="left" w:pos="2168"/>
@@ -1817,7 +1817,7 @@
     </w:p>
     <w:p>
       <w:pPr>
-        <w:pStyle w:val="BodyText"/>
+        <w:pStyle w:val="Textoindependiente"/>
         <w:tabs>
           <w:tab w:val="left" w:pos="821"/>
           <w:tab w:val="left" w:pos="2168"/>
@@ -1959,7 +1959,7 @@
     </w:p>
     <w:p>
       <w:pPr>
-        <w:pStyle w:val="BodyText"/>
+        <w:pStyle w:val="Textoindependiente"/>
         <w:numPr>
           <w:ilvl w:val="0"/>
           <w:numId w:val="11"/>
@@ -2160,7 +2160,7 @@
     </w:p>
     <w:p>
       <w:pPr>
-        <w:pStyle w:val="BodyText"/>
+        <w:pStyle w:val="Textoindependiente"/>
         <w:tabs>
           <w:tab w:val="left" w:pos="821"/>
           <w:tab w:val="left" w:pos="2168"/>
@@ -2263,7 +2263,7 @@
       <w:hyperlink r:id="rId7" w:history="1">
         <w:r>
           <w:rPr>
-            <w:rStyle w:val="Hyperlink"/>
+            <w:rStyle w:val="Hipervnculo"/>
             <w:rFonts w:ascii="Arial" w:eastAsia="Arial Narrow" w:hAnsi="Arial" w:cs="Arial"/>
             <w:b/>
             <w:bCs/>
@@ -2296,7 +2296,7 @@
     </w:p>
     <w:p>
       <w:pPr>
-        <w:pStyle w:val="BodyText"/>
+        <w:pStyle w:val="Textoindependiente"/>
         <w:numPr>
           <w:ilvl w:val="0"/>
           <w:numId w:val="11"/>
@@ -2681,7 +2681,7 @@
     </w:p>
     <w:p>
       <w:pPr>
-        <w:pStyle w:val="BodyText"/>
+        <w:pStyle w:val="Textoindependiente"/>
         <w:tabs>
           <w:tab w:val="left" w:pos="821"/>
           <w:tab w:val="left" w:pos="5488"/>
@@ -2699,7 +2699,7 @@
     </w:p>
     <w:p>
       <w:pPr>
-        <w:pStyle w:val="BodyText"/>
+        <w:pStyle w:val="Textoindependiente"/>
         <w:tabs>
           <w:tab w:val="left" w:pos="821"/>
           <w:tab w:val="left" w:pos="5488"/>
@@ -2728,7 +2728,7 @@
     </w:p>
     <w:tbl>
       <w:tblPr>
-        <w:tblStyle w:val="TableGrid"/>
+        <w:tblStyle w:val="Tablaconcuadrcula"/>
         <w:tblW w:w="0" w:type="auto"/>
         <w:tblInd w:w="534" w:type="dxa"/>
         <w:tblLook w:val="04A0" w:firstRow="1" w:lastRow="0" w:firstColumn="1" w:lastColumn="0" w:noHBand="0" w:noVBand="1"/>
@@ -2749,7 +2749,7 @@
           </w:tcPr>
           <w:p>
             <w:pPr>
-              <w:pStyle w:val="BodyText"/>
+              <w:pStyle w:val="Textoindependiente"/>
               <w:tabs>
                 <w:tab w:val="left" w:pos="821"/>
                 <w:tab w:val="left" w:pos="2904"/>
@@ -2785,7 +2785,7 @@
           </w:tcPr>
           <w:p>
             <w:pPr>
-              <w:pStyle w:val="BodyText"/>
+              <w:pStyle w:val="Textoindependiente"/>
               <w:tabs>
                 <w:tab w:val="left" w:pos="821"/>
                 <w:tab w:val="left" w:pos="5488"/>
@@ -2821,7 +2821,7 @@
           </w:tcPr>
           <w:p>
             <w:pPr>
-              <w:pStyle w:val="BodyText"/>
+              <w:pStyle w:val="Textoindependiente"/>
               <w:tabs>
                 <w:tab w:val="left" w:pos="821"/>
                 <w:tab w:val="left" w:pos="5488"/>
@@ -2858,7 +2858,7 @@
           </w:tcPr>
           <w:p>
             <w:pPr>
-              <w:pStyle w:val="BodyText"/>
+              <w:pStyle w:val="Textoindependiente"/>
               <w:tabs>
                 <w:tab w:val="left" w:pos="821"/>
                 <w:tab w:val="left" w:pos="5488"/>
@@ -2890,7 +2890,7 @@
           </w:tcPr>
           <w:p>
             <w:pPr>
-              <w:pStyle w:val="BodyText"/>
+              <w:pStyle w:val="Textoindependiente"/>
               <w:tabs>
                 <w:tab w:val="left" w:pos="821"/>
                 <w:tab w:val="left" w:pos="5488"/>
@@ -2921,7 +2921,7 @@
           </w:tcPr>
           <w:p>
             <w:pPr>
-              <w:pStyle w:val="BodyText"/>
+              <w:pStyle w:val="Textoindependiente"/>
               <w:tabs>
                 <w:tab w:val="left" w:pos="821"/>
                 <w:tab w:val="left" w:pos="5488"/>
@@ -2954,7 +2954,7 @@
           </w:tcPr>
           <w:p>
             <w:pPr>
-              <w:pStyle w:val="BodyText"/>
+              <w:pStyle w:val="Textoindependiente"/>
               <w:tabs>
                 <w:tab w:val="left" w:pos="821"/>
                 <w:tab w:val="left" w:pos="5488"/>
@@ -2988,7 +2988,7 @@
           </w:tcPr>
           <w:p>
             <w:pPr>
-              <w:pStyle w:val="BodyText"/>
+              <w:pStyle w:val="Textoindependiente"/>
               <w:tabs>
                 <w:tab w:val="left" w:pos="821"/>
                 <w:tab w:val="left" w:pos="5488"/>
@@ -3019,7 +3019,7 @@
           </w:tcPr>
           <w:p>
             <w:pPr>
-              <w:pStyle w:val="BodyText"/>
+              <w:pStyle w:val="Textoindependiente"/>
               <w:tabs>
                 <w:tab w:val="left" w:pos="821"/>
                 <w:tab w:val="left" w:pos="5488"/>
@@ -3052,7 +3052,7 @@
           </w:tcPr>
           <w:p>
             <w:pPr>
-              <w:pStyle w:val="BodyText"/>
+              <w:pStyle w:val="Textoindependiente"/>
               <w:tabs>
                 <w:tab w:val="left" w:pos="821"/>
                 <w:tab w:val="left" w:pos="5488"/>
@@ -3086,7 +3086,7 @@
           </w:tcPr>
           <w:p>
             <w:pPr>
-              <w:pStyle w:val="BodyText"/>
+              <w:pStyle w:val="Textoindependiente"/>
               <w:tabs>
                 <w:tab w:val="left" w:pos="821"/>
                 <w:tab w:val="left" w:pos="5488"/>
@@ -3117,7 +3117,7 @@
           </w:tcPr>
           <w:p>
             <w:pPr>
-              <w:pStyle w:val="BodyText"/>
+              <w:pStyle w:val="Textoindependiente"/>
               <w:tabs>
                 <w:tab w:val="left" w:pos="821"/>
                 <w:tab w:val="left" w:pos="5488"/>
@@ -3146,7 +3146,7 @@
     </w:tbl>
     <w:p>
       <w:pPr>
-        <w:pStyle w:val="BodyText"/>
+        <w:pStyle w:val="Textoindependiente"/>
         <w:tabs>
           <w:tab w:val="left" w:pos="821"/>
           <w:tab w:val="left" w:pos="5488"/>
@@ -3164,7 +3164,7 @@
     </w:p>
     <w:p>
       <w:pPr>
-        <w:pStyle w:val="BodyText"/>
+        <w:pStyle w:val="Textoindependiente"/>
         <w:tabs>
           <w:tab w:val="left" w:pos="821"/>
           <w:tab w:val="left" w:pos="5488"/>
@@ -3182,7 +3182,7 @@
     </w:p>
     <w:p>
       <w:pPr>
-        <w:pStyle w:val="BodyText"/>
+        <w:pStyle w:val="Textoindependiente"/>
         <w:tabs>
           <w:tab w:val="left" w:pos="821"/>
           <w:tab w:val="left" w:pos="5488"/>
@@ -3200,7 +3200,7 @@
     </w:p>
     <w:p>
       <w:pPr>
-        <w:pStyle w:val="BodyText"/>
+        <w:pStyle w:val="Textoindependiente"/>
         <w:tabs>
           <w:tab w:val="left" w:pos="821"/>
           <w:tab w:val="left" w:pos="5488"/>
@@ -3218,7 +3218,7 @@
     </w:p>
     <w:p>
       <w:pPr>
-        <w:pStyle w:val="BodyText"/>
+        <w:pStyle w:val="Textoindependiente"/>
         <w:tabs>
           <w:tab w:val="left" w:pos="821"/>
           <w:tab w:val="left" w:pos="5488"/>
@@ -3236,7 +3236,7 @@
     </w:p>
     <w:p>
       <w:pPr>
-        <w:pStyle w:val="BodyText"/>
+        <w:pStyle w:val="Textoindependiente"/>
         <w:tabs>
           <w:tab w:val="left" w:pos="821"/>
           <w:tab w:val="left" w:pos="5488"/>
@@ -3254,7 +3254,7 @@
     </w:p>
     <w:p>
       <w:pPr>
-        <w:pStyle w:val="BodyText"/>
+        <w:pStyle w:val="Textoindependiente"/>
         <w:tabs>
           <w:tab w:val="left" w:pos="821"/>
           <w:tab w:val="left" w:pos="5488"/>
@@ -3284,7 +3284,7 @@
     </w:p>
     <w:p>
       <w:pPr>
-        <w:pStyle w:val="BodyText"/>
+        <w:pStyle w:val="Textoindependiente"/>
         <w:tabs>
           <w:tab w:val="left" w:pos="821"/>
           <w:tab w:val="left" w:pos="5488"/>
@@ -3303,7 +3303,7 @@
     </w:p>
     <w:tbl>
       <w:tblPr>
-        <w:tblStyle w:val="TableGrid"/>
+        <w:tblStyle w:val="Tablaconcuadrcula"/>
         <w:tblW w:w="0" w:type="auto"/>
         <w:tblInd w:w="534" w:type="dxa"/>
         <w:tblLook w:val="04A0" w:firstRow="1" w:lastRow="0" w:firstColumn="1" w:lastColumn="0" w:noHBand="0" w:noVBand="1"/>
@@ -3324,7 +3324,7 @@
           </w:tcPr>
           <w:p>
             <w:pPr>
-              <w:pStyle w:val="BodyText"/>
+              <w:pStyle w:val="Textoindependiente"/>
               <w:tabs>
                 <w:tab w:val="left" w:pos="821"/>
                 <w:tab w:val="left" w:pos="2904"/>
@@ -3360,7 +3360,7 @@
           </w:tcPr>
           <w:p>
             <w:pPr>
-              <w:pStyle w:val="BodyText"/>
+              <w:pStyle w:val="Textoindependiente"/>
               <w:tabs>
                 <w:tab w:val="left" w:pos="821"/>
                 <w:tab w:val="left" w:pos="5488"/>
@@ -3406,7 +3406,7 @@
           </w:tcPr>
           <w:p>
             <w:pPr>
-              <w:pStyle w:val="BodyText"/>
+              <w:pStyle w:val="Textoindependiente"/>
               <w:tabs>
                 <w:tab w:val="left" w:pos="821"/>
                 <w:tab w:val="left" w:pos="5488"/>
@@ -3453,7 +3453,7 @@
           </w:tcPr>
           <w:p>
             <w:pPr>
-              <w:pStyle w:val="BodyText"/>
+              <w:pStyle w:val="Textoindependiente"/>
               <w:tabs>
                 <w:tab w:val="left" w:pos="821"/>
                 <w:tab w:val="left" w:pos="5488"/>
@@ -3485,7 +3485,7 @@
           </w:tcPr>
           <w:p>
             <w:pPr>
-              <w:pStyle w:val="BodyText"/>
+              <w:pStyle w:val="Textoindependiente"/>
               <w:tabs>
                 <w:tab w:val="left" w:pos="821"/>
                 <w:tab w:val="left" w:pos="5488"/>
@@ -3524,7 +3524,7 @@
           </w:tcPr>
           <w:p>
             <w:pPr>
-              <w:pStyle w:val="BodyText"/>
+              <w:pStyle w:val="Textoindependiente"/>
               <w:tabs>
                 <w:tab w:val="left" w:pos="821"/>
                 <w:tab w:val="left" w:pos="5488"/>
@@ -3557,7 +3557,7 @@
           </w:tcPr>
           <w:p>
             <w:pPr>
-              <w:pStyle w:val="BodyText"/>
+              <w:pStyle w:val="Textoindependiente"/>
               <w:tabs>
                 <w:tab w:val="left" w:pos="821"/>
                 <w:tab w:val="left" w:pos="5488"/>
@@ -3601,7 +3601,7 @@
           </w:tcPr>
           <w:p>
             <w:pPr>
-              <w:pStyle w:val="BodyText"/>
+              <w:pStyle w:val="Textoindependiente"/>
               <w:tabs>
                 <w:tab w:val="left" w:pos="821"/>
                 <w:tab w:val="left" w:pos="5488"/>
@@ -3640,7 +3640,7 @@
           </w:tcPr>
           <w:p>
             <w:pPr>
-              <w:pStyle w:val="BodyText"/>
+              <w:pStyle w:val="Textoindependiente"/>
               <w:tabs>
                 <w:tab w:val="left" w:pos="821"/>
                 <w:tab w:val="left" w:pos="5488"/>
@@ -3673,7 +3673,7 @@
           </w:tcPr>
           <w:p>
             <w:pPr>
-              <w:pStyle w:val="BodyText"/>
+              <w:pStyle w:val="Textoindependiente"/>
               <w:tabs>
                 <w:tab w:val="left" w:pos="821"/>
                 <w:tab w:val="left" w:pos="5488"/>
@@ -3707,7 +3707,7 @@
           </w:tcPr>
           <w:p>
             <w:pPr>
-              <w:pStyle w:val="BodyText"/>
+              <w:pStyle w:val="Textoindependiente"/>
               <w:tabs>
                 <w:tab w:val="left" w:pos="821"/>
                 <w:tab w:val="left" w:pos="5488"/>
@@ -3738,7 +3738,7 @@
           </w:tcPr>
           <w:p>
             <w:pPr>
-              <w:pStyle w:val="BodyText"/>
+              <w:pStyle w:val="Textoindependiente"/>
               <w:tabs>
                 <w:tab w:val="left" w:pos="821"/>
                 <w:tab w:val="left" w:pos="5488"/>
@@ -3767,7 +3767,7 @@
     </w:tbl>
     <w:p>
       <w:pPr>
-        <w:pStyle w:val="BodyText"/>
+        <w:pStyle w:val="Textoindependiente"/>
         <w:tabs>
           <w:tab w:val="left" w:pos="821"/>
           <w:tab w:val="left" w:pos="5488"/>
@@ -3784,7 +3784,7 @@
     </w:p>
     <w:p>
       <w:pPr>
-        <w:pStyle w:val="BodyText"/>
+        <w:pStyle w:val="Textoindependiente"/>
         <w:numPr>
           <w:ilvl w:val="0"/>
           <w:numId w:val="11"/>
@@ -4090,7 +4090,7 @@
     </w:p>
     <w:p>
       <w:pPr>
-        <w:pStyle w:val="BodyText"/>
+        <w:pStyle w:val="Textoindependiente"/>
         <w:tabs>
           <w:tab w:val="left" w:pos="821"/>
         </w:tabs>
@@ -4309,7 +4309,7 @@
     </w:p>
     <w:p>
       <w:pPr>
-        <w:pStyle w:val="BodyText"/>
+        <w:pStyle w:val="Textoindependiente"/>
         <w:numPr>
           <w:ilvl w:val="0"/>
           <w:numId w:val="11"/>
@@ -4961,7 +4961,7 @@
 </file>
 
 <file path=word/endnotes.xml><?xml version="1.0" encoding="utf-8"?>
-<w:endnotes xmlns:wpc="http://schemas.microsoft.com/office/word/2010/wordprocessingCanvas" xmlns:cx="http://schemas.microsoft.com/office/drawing/2014/chartex" xmlns:cx1="http://schemas.microsoft.com/office/drawing/2015/9/8/chartex" xmlns:cx2="http://schemas.microsoft.com/office/drawing/2015/10/21/chartex" xmlns:cx3="http://schemas.microsoft.com/office/drawing/2016/5/9/chartex" xmlns:cx4="http://schemas.microsoft.com/office/drawing/2016/5/10/chartex" xmlns:cx5="http://schemas.microsoft.com/office/drawing/2016/5/11/chartex" xmlns:cx6="http://schemas.microsoft.com/office/drawing/2016/5/12/chartex" xmlns:cx7="http://schemas.microsoft.com/office/drawing/2016/5/13/chartex" xmlns:cx8="http://schemas.microsoft.com/office/drawing/2016/5/14/chartex" xmlns:mc="http://schemas.openxmlformats.org/markup-compatibility/2006" xmlns:aink="http://schemas.microsoft.com/office/drawing/2016/ink" xmlns:am3d="http://schemas.microsoft.com/office/drawing/2017/model3d" xmlns:o="urn:schemas-microsoft-com:office:office" xmlns:oel="http://schemas.microsoft.com/office/2019/extlst" xmlns:r="http://schemas.openxmlformats.org/officeDocument/2006/relationships" xmlns:m="http://schemas.openxmlformats.org/officeDocument/2006/math" xmlns:v="urn:schemas-microsoft-com:vml" xmlns:wp14="http://schemas.microsoft.com/office/word/2010/wordprocessingDrawing" xmlns:wp="http://schemas.openxmlformats.org/drawingml/2006/wordprocessingDrawing" xmlns:w10="urn:schemas-microsoft-com:office:word" xmlns:w="http://schemas.openxmlformats.org/wordprocessingml/2006/main" xmlns:w14="http://schemas.microsoft.com/office/word/2010/wordml" xmlns:w15="http://schemas.microsoft.com/office/word/2012/wordml" xmlns:w16cex="http://schemas.microsoft.com/office/word/2018/wordml/cex" xmlns:w16cid="http://schemas.microsoft.com/office/word/2016/wordml/cid" xmlns:w16="http://schemas.microsoft.com/office/word/2018/wordml" xmlns:w16sdtdh="http://schemas.microsoft.com/office/word/2020/wordml/sdtdatahash" xmlns:w16se="http://schemas.microsoft.com/office/word/2015/wordml/symex" xmlns:wpg="http://schemas.microsoft.com/office/word/2010/wordprocessingGroup" xmlns:wpi="http://schemas.microsoft.com/office/word/2010/wordprocessingInk" xmlns:wne="http://schemas.microsoft.com/office/word/2006/wordml" xmlns:wps="http://schemas.microsoft.com/office/word/2010/wordprocessingShape" mc:Ignorable="w14 w15 w16se w16cid w16 w16cex w16sdtdh wp14">
+<w:endnotes xmlns:wpc="http://schemas.microsoft.com/office/word/2010/wordprocessingCanvas" xmlns:cx="http://schemas.microsoft.com/office/drawing/2014/chartex" xmlns:cx1="http://schemas.microsoft.com/office/drawing/2015/9/8/chartex" xmlns:cx2="http://schemas.microsoft.com/office/drawing/2015/10/21/chartex" xmlns:cx3="http://schemas.microsoft.com/office/drawing/2016/5/9/chartex" xmlns:cx4="http://schemas.microsoft.com/office/drawing/2016/5/10/chartex" xmlns:cx5="http://schemas.microsoft.com/office/drawing/2016/5/11/chartex" xmlns:cx6="http://schemas.microsoft.com/office/drawing/2016/5/12/chartex" xmlns:cx7="http://schemas.microsoft.com/office/drawing/2016/5/13/chartex" xmlns:cx8="http://schemas.microsoft.com/office/drawing/2016/5/14/chartex" xmlns:mc="http://schemas.openxmlformats.org/markup-compatibility/2006" xmlns:aink="http://schemas.microsoft.com/office/drawing/2016/ink" xmlns:am3d="http://schemas.microsoft.com/office/drawing/2017/model3d" xmlns:o="urn:schemas-microsoft-com:office:office" xmlns:oel="http://schemas.microsoft.com/office/2019/extlst" xmlns:r="http://schemas.openxmlformats.org/officeDocument/2006/relationships" xmlns:m="http://schemas.openxmlformats.org/officeDocument/2006/math" xmlns:v="urn:schemas-microsoft-com:vml" xmlns:wp14="http://schemas.microsoft.com/office/word/2010/wordprocessingDrawing" xmlns:wp="http://schemas.openxmlformats.org/drawingml/2006/wordprocessingDrawing" xmlns:w10="urn:schemas-microsoft-com:office:word" xmlns:w="http://schemas.openxmlformats.org/wordprocessingml/2006/main" xmlns:w14="http://schemas.microsoft.com/office/word/2010/wordml" xmlns:w15="http://schemas.microsoft.com/office/word/2012/wordml" xmlns:w16cex="http://schemas.microsoft.com/office/word/2018/wordml/cex" xmlns:w16cid="http://schemas.microsoft.com/office/word/2016/wordml/cid" xmlns:w16="http://schemas.microsoft.com/office/word/2018/wordml" xmlns:w16du="http://schemas.microsoft.com/office/word/2023/wordml/word16du" xmlns:w16sdtdh="http://schemas.microsoft.com/office/word/2020/wordml/sdtdatahash" xmlns:w16sdtfl="http://schemas.microsoft.com/office/word/2024/wordml/sdtformatlock" xmlns:w16se="http://schemas.microsoft.com/office/word/2015/wordml/symex" xmlns:wpg="http://schemas.microsoft.com/office/word/2010/wordprocessingGroup" xmlns:wpi="http://schemas.microsoft.com/office/word/2010/wordprocessingInk" xmlns:wne="http://schemas.microsoft.com/office/word/2006/wordml" xmlns:wps="http://schemas.microsoft.com/office/word/2010/wordprocessingShape" mc:Ignorable="w14 w15 w16se w16cid w16 w16cex w16sdtdh w16sdtfl w16du wp14">
   <w:endnote w:type="separator" w:id="-1">
     <w:p>
       <w:r>
@@ -4980,7 +4980,7 @@
 </file>
 
 <file path=word/footer1.xml><?xml version="1.0" encoding="utf-8"?>
-<w:ftr xmlns:wpc="http://schemas.microsoft.com/office/word/2010/wordprocessingCanvas" xmlns:cx="http://schemas.microsoft.com/office/drawing/2014/chartex" xmlns:cx1="http://schemas.microsoft.com/office/drawing/2015/9/8/chartex" xmlns:cx2="http://schemas.microsoft.com/office/drawing/2015/10/21/chartex" xmlns:cx3="http://schemas.microsoft.com/office/drawing/2016/5/9/chartex" xmlns:cx4="http://schemas.microsoft.com/office/drawing/2016/5/10/chartex" xmlns:cx5="http://schemas.microsoft.com/office/drawing/2016/5/11/chartex" xmlns:cx6="http://schemas.microsoft.com/office/drawing/2016/5/12/chartex" xmlns:cx7="http://schemas.microsoft.com/office/drawing/2016/5/13/chartex" xmlns:cx8="http://schemas.microsoft.com/office/drawing/2016/5/14/chartex" xmlns:mc="http://schemas.openxmlformats.org/markup-compatibility/2006" xmlns:aink="http://schemas.microsoft.com/office/drawing/2016/ink" xmlns:am3d="http://schemas.microsoft.com/office/drawing/2017/model3d" xmlns:o="urn:schemas-microsoft-com:office:office" xmlns:oel="http://schemas.microsoft.com/office/2019/extlst" xmlns:r="http://schemas.openxmlformats.org/officeDocument/2006/relationships" xmlns:m="http://schemas.openxmlformats.org/officeDocument/2006/math" xmlns:v="urn:schemas-microsoft-com:vml" xmlns:wp14="http://schemas.microsoft.com/office/word/2010/wordprocessingDrawing" xmlns:wp="http://schemas.openxmlformats.org/drawingml/2006/wordprocessingDrawing" xmlns:w10="urn:schemas-microsoft-com:office:word" xmlns:w="http://schemas.openxmlformats.org/wordprocessingml/2006/main" xmlns:w14="http://schemas.microsoft.com/office/word/2010/wordml" xmlns:w15="http://schemas.microsoft.com/office/word/2012/wordml" xmlns:w16cex="http://schemas.microsoft.com/office/word/2018/wordml/cex" xmlns:w16cid="http://schemas.microsoft.com/office/word/2016/wordml/cid" xmlns:w16="http://schemas.microsoft.com/office/word/2018/wordml" xmlns:w16sdtdh="http://schemas.microsoft.com/office/word/2020/wordml/sdtdatahash" xmlns:w16se="http://schemas.microsoft.com/office/word/2015/wordml/symex" xmlns:wpg="http://schemas.microsoft.com/office/word/2010/wordprocessingGroup" xmlns:wpi="http://schemas.microsoft.com/office/word/2010/wordprocessingInk" xmlns:wne="http://schemas.microsoft.com/office/word/2006/wordml" xmlns:wps="http://schemas.microsoft.com/office/word/2010/wordprocessingShape" mc:Ignorable="w14 w15 w16se w16cid w16 w16cex w16sdtdh wp14">
+<w:ftr xmlns:wpc="http://schemas.microsoft.com/office/word/2010/wordprocessingCanvas" xmlns:cx="http://schemas.microsoft.com/office/drawing/2014/chartex" xmlns:cx1="http://schemas.microsoft.com/office/drawing/2015/9/8/chartex" xmlns:cx2="http://schemas.microsoft.com/office/drawing/2015/10/21/chartex" xmlns:cx3="http://schemas.microsoft.com/office/drawing/2016/5/9/chartex" xmlns:cx4="http://schemas.microsoft.com/office/drawing/2016/5/10/chartex" xmlns:cx5="http://schemas.microsoft.com/office/drawing/2016/5/11/chartex" xmlns:cx6="http://schemas.microsoft.com/office/drawing/2016/5/12/chartex" xmlns:cx7="http://schemas.microsoft.com/office/drawing/2016/5/13/chartex" xmlns:cx8="http://schemas.microsoft.com/office/drawing/2016/5/14/chartex" xmlns:mc="http://schemas.openxmlformats.org/markup-compatibility/2006" xmlns:aink="http://schemas.microsoft.com/office/drawing/2016/ink" xmlns:am3d="http://schemas.microsoft.com/office/drawing/2017/model3d" xmlns:o="urn:schemas-microsoft-com:office:office" xmlns:oel="http://schemas.microsoft.com/office/2019/extlst" xmlns:r="http://schemas.openxmlformats.org/officeDocument/2006/relationships" xmlns:m="http://schemas.openxmlformats.org/officeDocument/2006/math" xmlns:v="urn:schemas-microsoft-com:vml" xmlns:wp14="http://schemas.microsoft.com/office/word/2010/wordprocessingDrawing" xmlns:wp="http://schemas.openxmlformats.org/drawingml/2006/wordprocessingDrawing" xmlns:w10="urn:schemas-microsoft-com:office:word" xmlns:w="http://schemas.openxmlformats.org/wordprocessingml/2006/main" xmlns:w14="http://schemas.microsoft.com/office/word/2010/wordml" xmlns:w15="http://schemas.microsoft.com/office/word/2012/wordml" xmlns:w16cex="http://schemas.microsoft.com/office/word/2018/wordml/cex" xmlns:w16cid="http://schemas.microsoft.com/office/word/2016/wordml/cid" xmlns:w16="http://schemas.microsoft.com/office/word/2018/wordml" xmlns:w16du="http://schemas.microsoft.com/office/word/2023/wordml/word16du" xmlns:w16sdtdh="http://schemas.microsoft.com/office/word/2020/wordml/sdtdatahash" xmlns:w16sdtfl="http://schemas.microsoft.com/office/word/2024/wordml/sdtformatlock" xmlns:w16se="http://schemas.microsoft.com/office/word/2015/wordml/symex" xmlns:wpg="http://schemas.microsoft.com/office/word/2010/wordprocessingGroup" xmlns:wpi="http://schemas.microsoft.com/office/word/2010/wordprocessingInk" xmlns:wne="http://schemas.microsoft.com/office/word/2006/wordml" xmlns:wps="http://schemas.microsoft.com/office/word/2010/wordprocessingShape" mc:Ignorable="w14 w15 w16se w16cid w16 w16cex w16sdtdh w16sdtfl w16du wp14">
   <w:p>
     <w:pPr>
       <w:spacing w:line="14" w:lineRule="auto"/>
@@ -5061,7 +5061,7 @@
 </file>
 
 <file path=word/footnotes.xml><?xml version="1.0" encoding="utf-8"?>
-<w:footnotes xmlns:wpc="http://schemas.microsoft.com/office/word/2010/wordprocessingCanvas" xmlns:cx="http://schemas.microsoft.com/office/drawing/2014/chartex" xmlns:cx1="http://schemas.microsoft.com/office/drawing/2015/9/8/chartex" xmlns:cx2="http://schemas.microsoft.com/office/drawing/2015/10/21/chartex" xmlns:cx3="http://schemas.microsoft.com/office/drawing/2016/5/9/chartex" xmlns:cx4="http://schemas.microsoft.com/office/drawing/2016/5/10/chartex" xmlns:cx5="http://schemas.microsoft.com/office/drawing/2016/5/11/chartex" xmlns:cx6="http://schemas.microsoft.com/office/drawing/2016/5/12/chartex" xmlns:cx7="http://schemas.microsoft.com/office/drawing/2016/5/13/chartex" xmlns:cx8="http://schemas.microsoft.com/office/drawing/2016/5/14/chartex" xmlns:mc="http://schemas.openxmlformats.org/markup-compatibility/2006" xmlns:aink="http://schemas.microsoft.com/office/drawing/2016/ink" xmlns:am3d="http://schemas.microsoft.com/office/drawing/2017/model3d" xmlns:o="urn:schemas-microsoft-com:office:office" xmlns:oel="http://schemas.microsoft.com/office/2019/extlst" xmlns:r="http://schemas.openxmlformats.org/officeDocument/2006/relationships" xmlns:m="http://schemas.openxmlformats.org/officeDocument/2006/math" xmlns:v="urn:schemas-microsoft-com:vml" xmlns:wp14="http://schemas.microsoft.com/office/word/2010/wordprocessingDrawing" xmlns:wp="http://schemas.openxmlformats.org/drawingml/2006/wordprocessingDrawing" xmlns:w10="urn:schemas-microsoft-com:office:word" xmlns:w="http://schemas.openxmlformats.org/wordprocessingml/2006/main" xmlns:w14="http://schemas.microsoft.com/office/word/2010/wordml" xmlns:w15="http://schemas.microsoft.com/office/word/2012/wordml" xmlns:w16cex="http://schemas.microsoft.com/office/word/2018/wordml/cex" xmlns:w16cid="http://schemas.microsoft.com/office/word/2016/wordml/cid" xmlns:w16="http://schemas.microsoft.com/office/word/2018/wordml" xmlns:w16sdtdh="http://schemas.microsoft.com/office/word/2020/wordml/sdtdatahash" xmlns:w16se="http://schemas.microsoft.com/office/word/2015/wordml/symex" xmlns:wpg="http://schemas.microsoft.com/office/word/2010/wordprocessingGroup" xmlns:wpi="http://schemas.microsoft.com/office/word/2010/wordprocessingInk" xmlns:wne="http://schemas.microsoft.com/office/word/2006/wordml" xmlns:wps="http://schemas.microsoft.com/office/word/2010/wordprocessingShape" mc:Ignorable="w14 w15 w16se w16cid w16 w16cex w16sdtdh wp14">
+<w:footnotes xmlns:wpc="http://schemas.microsoft.com/office/word/2010/wordprocessingCanvas" xmlns:cx="http://schemas.microsoft.com/office/drawing/2014/chartex" xmlns:cx1="http://schemas.microsoft.com/office/drawing/2015/9/8/chartex" xmlns:cx2="http://schemas.microsoft.com/office/drawing/2015/10/21/chartex" xmlns:cx3="http://schemas.microsoft.com/office/drawing/2016/5/9/chartex" xmlns:cx4="http://schemas.microsoft.com/office/drawing/2016/5/10/chartex" xmlns:cx5="http://schemas.microsoft.com/office/drawing/2016/5/11/chartex" xmlns:cx6="http://schemas.microsoft.com/office/drawing/2016/5/12/chartex" xmlns:cx7="http://schemas.microsoft.com/office/drawing/2016/5/13/chartex" xmlns:cx8="http://schemas.microsoft.com/office/drawing/2016/5/14/chartex" xmlns:mc="http://schemas.openxmlformats.org/markup-compatibility/2006" xmlns:aink="http://schemas.microsoft.com/office/drawing/2016/ink" xmlns:am3d="http://schemas.microsoft.com/office/drawing/2017/model3d" xmlns:o="urn:schemas-microsoft-com:office:office" xmlns:oel="http://schemas.microsoft.com/office/2019/extlst" xmlns:r="http://schemas.openxmlformats.org/officeDocument/2006/relationships" xmlns:m="http://schemas.openxmlformats.org/officeDocument/2006/math" xmlns:v="urn:schemas-microsoft-com:vml" xmlns:wp14="http://schemas.microsoft.com/office/word/2010/wordprocessingDrawing" xmlns:wp="http://schemas.openxmlformats.org/drawingml/2006/wordprocessingDrawing" xmlns:w10="urn:schemas-microsoft-com:office:word" xmlns:w="http://schemas.openxmlformats.org/wordprocessingml/2006/main" xmlns:w14="http://schemas.microsoft.com/office/word/2010/wordml" xmlns:w15="http://schemas.microsoft.com/office/word/2012/wordml" xmlns:w16cex="http://schemas.microsoft.com/office/word/2018/wordml/cex" xmlns:w16cid="http://schemas.microsoft.com/office/word/2016/wordml/cid" xmlns:w16="http://schemas.microsoft.com/office/word/2018/wordml" xmlns:w16du="http://schemas.microsoft.com/office/word/2023/wordml/word16du" xmlns:w16sdtdh="http://schemas.microsoft.com/office/word/2020/wordml/sdtdatahash" xmlns:w16sdtfl="http://schemas.microsoft.com/office/word/2024/wordml/sdtformatlock" xmlns:w16se="http://schemas.microsoft.com/office/word/2015/wordml/symex" xmlns:wpg="http://schemas.microsoft.com/office/word/2010/wordprocessingGroup" xmlns:wpi="http://schemas.microsoft.com/office/word/2010/wordprocessingInk" xmlns:wne="http://schemas.microsoft.com/office/word/2006/wordml" xmlns:wps="http://schemas.microsoft.com/office/word/2010/wordprocessingShape" mc:Ignorable="w14 w15 w16se w16cid w16 w16cex w16sdtdh w16sdtfl w16du wp14">
   <w:footnote w:type="separator" w:id="-1">
     <w:p>
       <w:r>
@@ -5080,7 +5080,7 @@
 </file>
 
 <file path=word/numbering.xml><?xml version="1.0" encoding="utf-8"?>
-<w:numbering xmlns:wpc="http://schemas.microsoft.com/office/word/2010/wordprocessingCanvas" xmlns:cx="http://schemas.microsoft.com/office/drawing/2014/chartex" xmlns:cx1="http://schemas.microsoft.com/office/drawing/2015/9/8/chartex" xmlns:cx2="http://schemas.microsoft.com/office/drawing/2015/10/21/chartex" xmlns:cx3="http://schemas.microsoft.com/office/drawing/2016/5/9/chartex" xmlns:cx4="http://schemas.microsoft.com/office/drawing/2016/5/10/chartex" xmlns:cx5="http://schemas.microsoft.com/office/drawing/2016/5/11/chartex" xmlns:cx6="http://schemas.microsoft.com/office/drawing/2016/5/12/chartex" xmlns:cx7="http://schemas.microsoft.com/office/drawing/2016/5/13/chartex" xmlns:cx8="http://schemas.microsoft.com/office/drawing/2016/5/14/chartex" xmlns:mc="http://schemas.openxmlformats.org/markup-compatibility/2006" xmlns:aink="http://schemas.microsoft.com/office/drawing/2016/ink" xmlns:am3d="http://schemas.microsoft.com/office/drawing/2017/model3d" xmlns:o="urn:schemas-microsoft-com:office:office" xmlns:oel="http://schemas.microsoft.com/office/2019/extlst" xmlns:r="http://schemas.openxmlformats.org/officeDocument/2006/relationships" xmlns:m="http://schemas.openxmlformats.org/officeDocument/2006/math" xmlns:v="urn:schemas-microsoft-com:vml" xmlns:wp14="http://schemas.microsoft.com/office/word/2010/wordprocessingDrawing" xmlns:wp="http://schemas.openxmlformats.org/drawingml/2006/wordprocessingDrawing" xmlns:w10="urn:schemas-microsoft-com:office:word" xmlns:w="http://schemas.openxmlformats.org/wordprocessingml/2006/main" xmlns:w14="http://schemas.microsoft.com/office/word/2010/wordml" xmlns:w15="http://schemas.microsoft.com/office/word/2012/wordml" xmlns:w16cex="http://schemas.microsoft.com/office/word/2018/wordml/cex" xmlns:w16cid="http://schemas.microsoft.com/office/word/2016/wordml/cid" xmlns:w16="http://schemas.microsoft.com/office/word/2018/wordml" xmlns:w16sdtdh="http://schemas.microsoft.com/office/word/2020/wordml/sdtdatahash" xmlns:w16se="http://schemas.microsoft.com/office/word/2015/wordml/symex" xmlns:wpg="http://schemas.microsoft.com/office/word/2010/wordprocessingGroup" xmlns:wpi="http://schemas.microsoft.com/office/word/2010/wordprocessingInk" xmlns:wne="http://schemas.microsoft.com/office/word/2006/wordml" xmlns:wps="http://schemas.microsoft.com/office/word/2010/wordprocessingShape" mc:Ignorable="w14 w15 w16se w16cid w16 w16cex w16sdtdh wp14">
+<w:numbering xmlns:wpc="http://schemas.microsoft.com/office/word/2010/wordprocessingCanvas" xmlns:cx="http://schemas.microsoft.com/office/drawing/2014/chartex" xmlns:cx1="http://schemas.microsoft.com/office/drawing/2015/9/8/chartex" xmlns:cx2="http://schemas.microsoft.com/office/drawing/2015/10/21/chartex" xmlns:cx3="http://schemas.microsoft.com/office/drawing/2016/5/9/chartex" xmlns:cx4="http://schemas.microsoft.com/office/drawing/2016/5/10/chartex" xmlns:cx5="http://schemas.microsoft.com/office/drawing/2016/5/11/chartex" xmlns:cx6="http://schemas.microsoft.com/office/drawing/2016/5/12/chartex" xmlns:cx7="http://schemas.microsoft.com/office/drawing/2016/5/13/chartex" xmlns:cx8="http://schemas.microsoft.com/office/drawing/2016/5/14/chartex" xmlns:mc="http://schemas.openxmlformats.org/markup-compatibility/2006" xmlns:aink="http://schemas.microsoft.com/office/drawing/2016/ink" xmlns:am3d="http://schemas.microsoft.com/office/drawing/2017/model3d" xmlns:o="urn:schemas-microsoft-com:office:office" xmlns:oel="http://schemas.microsoft.com/office/2019/extlst" xmlns:r="http://schemas.openxmlformats.org/officeDocument/2006/relationships" xmlns:m="http://schemas.openxmlformats.org/officeDocument/2006/math" xmlns:v="urn:schemas-microsoft-com:vml" xmlns:wp14="http://schemas.microsoft.com/office/word/2010/wordprocessingDrawing" xmlns:wp="http://schemas.openxmlformats.org/drawingml/2006/wordprocessingDrawing" xmlns:w10="urn:schemas-microsoft-com:office:word" xmlns:w="http://schemas.openxmlformats.org/wordprocessingml/2006/main" xmlns:w14="http://schemas.microsoft.com/office/word/2010/wordml" xmlns:w15="http://schemas.microsoft.com/office/word/2012/wordml" xmlns:w16cex="http://schemas.microsoft.com/office/word/2018/wordml/cex" xmlns:w16cid="http://schemas.microsoft.com/office/word/2016/wordml/cid" xmlns:w16="http://schemas.microsoft.com/office/word/2018/wordml" xmlns:w16du="http://schemas.microsoft.com/office/word/2023/wordml/word16du" xmlns:w16sdtdh="http://schemas.microsoft.com/office/word/2020/wordml/sdtdatahash" xmlns:w16sdtfl="http://schemas.microsoft.com/office/word/2024/wordml/sdtformatlock" xmlns:w16se="http://schemas.microsoft.com/office/word/2015/wordml/symex" xmlns:wpg="http://schemas.microsoft.com/office/word/2010/wordprocessingGroup" xmlns:wpi="http://schemas.microsoft.com/office/word/2010/wordprocessingInk" xmlns:wne="http://schemas.microsoft.com/office/word/2006/wordml" xmlns:wps="http://schemas.microsoft.com/office/word/2010/wordprocessingShape" mc:Ignorable="w14 w15 w16se w16cid w16 w16cex w16sdtdh w16sdtfl w16du wp14">
   <w:abstractNum w:abstractNumId="0" w15:restartNumberingAfterBreak="0">
     <w:nsid w:val="04CD6010"/>
     <w:multiLevelType w:val="hybridMultilevel"/>
@@ -6379,7 +6379,7 @@
 </file>
 
 <file path=word/styles.xml><?xml version="1.0" encoding="utf-8"?>
-<w:styles xmlns:mc="http://schemas.openxmlformats.org/markup-compatibility/2006" xmlns:r="http://schemas.openxmlformats.org/officeDocument/2006/relationships" xmlns:w="http://schemas.openxmlformats.org/wordprocessingml/2006/main" xmlns:w14="http://schemas.microsoft.com/office/word/2010/wordml" xmlns:w15="http://schemas.microsoft.com/office/word/2012/wordml" xmlns:w16cex="http://schemas.microsoft.com/office/word/2018/wordml/cex" xmlns:w16cid="http://schemas.microsoft.com/office/word/2016/wordml/cid" xmlns:w16="http://schemas.microsoft.com/office/word/2018/wordml" xmlns:w16sdtdh="http://schemas.microsoft.com/office/word/2020/wordml/sdtdatahash" xmlns:w16se="http://schemas.microsoft.com/office/word/2015/wordml/symex" mc:Ignorable="w14 w15 w16se w16cid w16 w16cex w16sdtdh">
+<w:styles xmlns:mc="http://schemas.openxmlformats.org/markup-compatibility/2006" xmlns:r="http://schemas.openxmlformats.org/officeDocument/2006/relationships" xmlns:w="http://schemas.openxmlformats.org/wordprocessingml/2006/main" xmlns:w14="http://schemas.microsoft.com/office/word/2010/wordml" xmlns:w15="http://schemas.microsoft.com/office/word/2012/wordml" xmlns:w16cex="http://schemas.microsoft.com/office/word/2018/wordml/cex" xmlns:w16cid="http://schemas.microsoft.com/office/word/2016/wordml/cid" xmlns:w16="http://schemas.microsoft.com/office/word/2018/wordml" xmlns:w16du="http://schemas.microsoft.com/office/word/2023/wordml/word16du" xmlns:w16sdtdh="http://schemas.microsoft.com/office/word/2020/wordml/sdtdatahash" xmlns:w16sdtfl="http://schemas.microsoft.com/office/word/2024/wordml/sdtformatlock" xmlns:w16se="http://schemas.microsoft.com/office/word/2015/wordml/symex" mc:Ignorable="w14 w15 w16se w16cid w16 w16cex w16sdtdh w16sdtfl w16du">
   <w:docDefaults>
     <w:rPrDefault>
       <w:rPr>
@@ -6780,10 +6780,10 @@
       <w:lang w:val="es-MX"/>
     </w:rPr>
   </w:style>
-  <w:style w:type="paragraph" w:styleId="Heading2">
+  <w:style w:type="paragraph" w:styleId="Ttulo2">
     <w:name w:val="heading 2"/>
     <w:basedOn w:val="Normal"/>
-    <w:link w:val="Heading2Char"/>
+    <w:link w:val="Ttulo2Car"/>
     <w:uiPriority w:val="9"/>
     <w:qFormat/>
     <w:rsid w:val="00B12F86"/>
@@ -6801,13 +6801,13 @@
       <w:lang w:eastAsia="es-MX"/>
     </w:rPr>
   </w:style>
-  <w:style w:type="character" w:default="1" w:styleId="DefaultParagraphFont">
+  <w:style w:type="character" w:default="1" w:styleId="Fuentedeprrafopredeter">
     <w:name w:val="Default Paragraph Font"/>
     <w:uiPriority w:val="1"/>
     <w:semiHidden/>
     <w:unhideWhenUsed/>
   </w:style>
-  <w:style w:type="table" w:default="1" w:styleId="TableNormal">
+  <w:style w:type="table" w:default="1" w:styleId="Tablanormal">
     <w:name w:val="Normal Table"/>
     <w:uiPriority w:val="99"/>
     <w:semiHidden/>
@@ -6822,7 +6822,7 @@
       </w:tblCellMar>
     </w:tblPr>
   </w:style>
-  <w:style w:type="numbering" w:default="1" w:styleId="NoList">
+  <w:style w:type="numbering" w:default="1" w:styleId="Sinlista">
     <w:name w:val="No List"/>
     <w:uiPriority w:val="99"/>
     <w:semiHidden/>
@@ -6844,7 +6844,7 @@
       </w:tblCellMar>
     </w:tblPr>
   </w:style>
-  <w:style w:type="paragraph" w:styleId="BodyText">
+  <w:style w:type="paragraph" w:styleId="Textoindependiente">
     <w:name w:val="Body Text"/>
     <w:basedOn w:val="Normal"/>
     <w:uiPriority w:val="1"/>
@@ -6858,7 +6858,7 @@
       <w:szCs w:val="28"/>
     </w:rPr>
   </w:style>
-  <w:style w:type="paragraph" w:styleId="ListParagraph">
+  <w:style w:type="paragraph" w:styleId="Prrafodelista">
     <w:name w:val="List Paragraph"/>
     <w:basedOn w:val="Normal"/>
     <w:uiPriority w:val="1"/>
@@ -6870,10 +6870,10 @@
     <w:uiPriority w:val="1"/>
     <w:qFormat/>
   </w:style>
-  <w:style w:type="paragraph" w:styleId="Header">
+  <w:style w:type="paragraph" w:styleId="Encabezado">
     <w:name w:val="header"/>
     <w:basedOn w:val="Normal"/>
-    <w:link w:val="HeaderChar"/>
+    <w:link w:val="EncabezadoCar"/>
     <w:uiPriority w:val="99"/>
     <w:unhideWhenUsed/>
     <w:rsid w:val="000B2F33"/>
@@ -6884,17 +6884,17 @@
       </w:tabs>
     </w:pPr>
   </w:style>
-  <w:style w:type="character" w:customStyle="1" w:styleId="HeaderChar">
-    <w:name w:val="Header Char"/>
-    <w:basedOn w:val="DefaultParagraphFont"/>
-    <w:link w:val="Header"/>
+  <w:style w:type="character" w:customStyle="1" w:styleId="EncabezadoCar">
+    <w:name w:val="Encabezado Car"/>
+    <w:basedOn w:val="Fuentedeprrafopredeter"/>
+    <w:link w:val="Encabezado"/>
     <w:uiPriority w:val="99"/>
     <w:rsid w:val="000B2F33"/>
   </w:style>
-  <w:style w:type="paragraph" w:styleId="Footer">
+  <w:style w:type="paragraph" w:styleId="Piedepgina">
     <w:name w:val="footer"/>
     <w:basedOn w:val="Normal"/>
-    <w:link w:val="FooterChar"/>
+    <w:link w:val="PiedepginaCar"/>
     <w:uiPriority w:val="99"/>
     <w:unhideWhenUsed/>
     <w:rsid w:val="000B2F33"/>
@@ -6905,16 +6905,16 @@
       </w:tabs>
     </w:pPr>
   </w:style>
-  <w:style w:type="character" w:customStyle="1" w:styleId="FooterChar">
-    <w:name w:val="Footer Char"/>
-    <w:basedOn w:val="DefaultParagraphFont"/>
-    <w:link w:val="Footer"/>
+  <w:style w:type="character" w:customStyle="1" w:styleId="PiedepginaCar">
+    <w:name w:val="Pie de página Car"/>
+    <w:basedOn w:val="Fuentedeprrafopredeter"/>
+    <w:link w:val="Piedepgina"/>
     <w:uiPriority w:val="99"/>
     <w:rsid w:val="000B2F33"/>
   </w:style>
-  <w:style w:type="table" w:styleId="TableGrid">
+  <w:style w:type="table" w:styleId="Tablaconcuadrcula">
     <w:name w:val="Table Grid"/>
-    <w:basedOn w:val="TableNormal"/>
+    <w:basedOn w:val="Tablanormal"/>
     <w:uiPriority w:val="39"/>
     <w:rsid w:val="000D2455"/>
     <w:tblPr>
@@ -6928,9 +6928,9 @@
       </w:tblBorders>
     </w:tblPr>
   </w:style>
-  <w:style w:type="character" w:styleId="Hyperlink">
+  <w:style w:type="character" w:styleId="Hipervnculo">
     <w:name w:val="Hyperlink"/>
-    <w:basedOn w:val="DefaultParagraphFont"/>
+    <w:basedOn w:val="Fuentedeprrafopredeter"/>
     <w:uiPriority w:val="99"/>
     <w:unhideWhenUsed/>
     <w:rsid w:val="00DD1C78"/>
@@ -6939,9 +6939,9 @@
       <w:u w:val="single"/>
     </w:rPr>
   </w:style>
-  <w:style w:type="character" w:styleId="UnresolvedMention">
+  <w:style w:type="character" w:styleId="Mencinsinresolver">
     <w:name w:val="Unresolved Mention"/>
-    <w:basedOn w:val="DefaultParagraphFont"/>
+    <w:basedOn w:val="Fuentedeprrafopredeter"/>
     <w:uiPriority w:val="99"/>
     <w:semiHidden/>
     <w:unhideWhenUsed/>
@@ -6951,9 +6951,9 @@
       <w:shd w:val="clear" w:color="auto" w:fill="E1DFDD"/>
     </w:rPr>
   </w:style>
-  <w:style w:type="character" w:styleId="Strong">
+  <w:style w:type="character" w:styleId="Fuerte">
     <w:name w:val="Strong"/>
-    <w:basedOn w:val="DefaultParagraphFont"/>
+    <w:basedOn w:val="Fuentedeprrafopredeter"/>
     <w:uiPriority w:val="22"/>
     <w:qFormat/>
     <w:rsid w:val="00453419"/>
@@ -6979,10 +6979,10 @@
       <w:lang w:val="es-MX"/>
     </w:rPr>
   </w:style>
-  <w:style w:type="character" w:customStyle="1" w:styleId="Heading2Char">
-    <w:name w:val="Heading 2 Char"/>
-    <w:basedOn w:val="DefaultParagraphFont"/>
-    <w:link w:val="Heading2"/>
+  <w:style w:type="character" w:customStyle="1" w:styleId="Ttulo2Car">
+    <w:name w:val="Título 2 Car"/>
+    <w:basedOn w:val="Fuentedeprrafopredeter"/>
+    <w:link w:val="Ttulo2"/>
     <w:uiPriority w:val="9"/>
     <w:rsid w:val="00B12F86"/>
     <w:rPr>
@@ -7014,7 +7014,7 @@
   </w:style>
   <w:style w:type="character" w:customStyle="1" w:styleId="caps">
     <w:name w:val="caps"/>
-    <w:basedOn w:val="DefaultParagraphFont"/>
+    <w:basedOn w:val="Fuentedeprrafopredeter"/>
     <w:rsid w:val="00B12F86"/>
   </w:style>
 </w:styles>
